--- a/paper/report-v1.zh-CN.docx
+++ b/paper/report-v1.zh-CN.docx
@@ -3681,6 +3681,9 @@
         <w:spacing w:after="120"/>
       </w:pPr>
       <w:r>
+        <w:t>压缩原件（</w:t>
+      </w:r>
+      <w:r>
         <w:rPr>
           <w:rFonts w:ascii="Consolas" w:hAnsi="Consolas"/>
           <w:sz w:val="18"/>
@@ -3688,7 +3691,7 @@
         <w:t>session.v4.jsonl.zstd</w:t>
       </w:r>
       <w:r>
-        <w:t xml:space="preserve"> 是 5,990 个 zstd 帧拼接起来的。单次调用 </w:t>
+        <w:t xml:space="preserve">，12.7 MB）是 5,990 个 zstd 帧拼接起来的。单次调用 </w:t>
       </w:r>
       <w:r>
         <w:rPr>
@@ -3698,7 +3701,51 @@
         <w:t>zlib.zstdDecompressSync</w:t>
       </w:r>
       <w:r>
-        <w:t xml:space="preserve"> 只会解出第一帧——192 字节的会话头。展开后是 47.3 MB。这件事花了我一个小时，值得写下来。</w:t>
+        <w:t xml:space="preserve"> 只会解出第一帧——192 字节的会话头。这件事花了我一个小时，值得写下来，给那些从别处拿到压缩件的人。</w:t>
+      </w:r>
+    </w:p>
+    <w:p>
+      <w:pPr>
+        <w:spacing w:after="120"/>
+      </w:pPr>
+      <w:r>
+        <w:rPr>
+          <w:b/>
+        </w:rPr>
+        <w:t>这个文件不随数据集发布。</w:t>
+      </w:r>
+      <w:r>
+        <w:t xml:space="preserve"> 会话进行到某一轮时，一次配置检查把真实的</w:t>
+      </w:r>
+      <w:r>
+        <w:rPr>
+          <w:rFonts w:ascii="Consolas" w:hAnsi="Consolas"/>
+          <w:sz w:val="18"/>
+        </w:rPr>
+        <w:t>DEEPSEEK_API_KEY</w:t>
+      </w:r>
+      <w:r>
+        <w:t xml:space="preserve"> 打印了出来，那个值落进了日志。压缩原件仍然带着它，而重新压缩既要改变字节、又去不掉密钥。</w:t>
+      </w:r>
+      <w:r>
+        <w:rPr>
+          <w:rFonts w:ascii="Consolas" w:hAnsi="Consolas"/>
+          <w:sz w:val="18"/>
+        </w:rPr>
+        <w:t>session/</w:t>
+      </w:r>
+      <w:r>
+        <w:t xml:space="preserve"> 里给的是脱敏后的明文：把密钥替换成</w:t>
+      </w:r>
+      <w:r>
+        <w:rPr>
+          <w:rFonts w:ascii="Consolas" w:hAnsi="Consolas"/>
+          <w:sz w:val="18"/>
+        </w:rPr>
+        <w:t>sk-***REDACTED***</w:t>
+      </w:r>
+      <w:r>
+        <w:t>，只动了一处配置输出、没有碰任何推理步骤，所以本报告的标注和统计一个都没变。</w:t>
       </w:r>
     </w:p>
     <w:sectPr>
